--- a/manuscript/appendix_age_matched_denominators.docx
+++ b/manuscript/appendix_age_matched_denominators.docx
@@ -2960,7 +2960,7 @@
         <w:pStyle w:val="FirstParagraph"/>
       </w:pPr>
       <w:r>
-        <w:t xml:space="preserve">This is the formal content of the interpretation rule in section 7. Gynecologic oncology’s national mean moves from 0.5365 to 1.2363, an observed factor of</w:t>
+        <w:t xml:space="preserve">This is the formal content of the interpretation rule in section 7. Gynecologic oncology’s national mean moves from 0.5408 to 1.2461, an observed factor of</w:t>
       </w:r>
       <w:r>
         <w:t xml:space="preserve"> </w:t>
@@ -3625,19 +3625,19 @@
               <w:jc w:val="right"/>
             </w:pPr>
             <w:r>
-              <w:t xml:space="preserve">0.5344</w:t>
-            </w:r>
-          </w:p>
-        </w:tc>
-        <w:tc>
-          <w:tcPr/>
-          <w:p>
-            <w:pPr>
-              <w:pStyle w:val="Compact"/>
-              <w:jc w:val="right"/>
-            </w:pPr>
-            <w:r>
-              <w:t xml:space="preserve">0.4775</w:t>
+              <w:t xml:space="preserve">0.5260</w:t>
+            </w:r>
+          </w:p>
+        </w:tc>
+        <w:tc>
+          <w:tcPr/>
+          <w:p>
+            <w:pPr>
+              <w:pStyle w:val="Compact"/>
+              <w:jc w:val="right"/>
+            </w:pPr>
+            <w:r>
+              <w:t xml:space="preserve">0.4703</w:t>
             </w:r>
           </w:p>
         </w:tc>
@@ -3797,19 +3797,19 @@
               <w:jc w:val="right"/>
             </w:pPr>
             <w:r>
-              <w:t xml:space="preserve">0.7806</w:t>
-            </w:r>
-          </w:p>
-        </w:tc>
-        <w:tc>
-          <w:tcPr/>
-          <w:p>
-            <w:pPr>
-              <w:pStyle w:val="Compact"/>
-              <w:jc w:val="right"/>
-            </w:pPr>
-            <w:r>
-              <w:t xml:space="preserve">0.7683</w:t>
+              <w:t xml:space="preserve">0.7843</w:t>
+            </w:r>
+          </w:p>
+        </w:tc>
+        <w:tc>
+          <w:tcPr/>
+          <w:p>
+            <w:pPr>
+              <w:pStyle w:val="Compact"/>
+              <w:jc w:val="right"/>
+            </w:pPr>
+            <w:r>
+              <w:t xml:space="preserve">0.7719</w:t>
             </w:r>
           </w:p>
         </w:tc>
@@ -3883,19 +3883,19 @@
               <w:jc w:val="right"/>
             </w:pPr>
             <w:r>
-              <w:t xml:space="preserve">0.6987</w:t>
-            </w:r>
-          </w:p>
-        </w:tc>
-        <w:tc>
-          <w:tcPr/>
-          <w:p>
-            <w:pPr>
-              <w:pStyle w:val="Compact"/>
-              <w:jc w:val="right"/>
-            </w:pPr>
-            <w:r>
-              <w:t xml:space="preserve">0.6814</w:t>
+              <w:t xml:space="preserve">0.6960</w:t>
+            </w:r>
+          </w:p>
+        </w:tc>
+        <w:tc>
+          <w:tcPr/>
+          <w:p>
+            <w:pPr>
+              <w:pStyle w:val="Compact"/>
+              <w:jc w:val="right"/>
+            </w:pPr>
+            <w:r>
+              <w:t xml:space="preserve">0.6785</w:t>
             </w:r>
           </w:p>
         </w:tc>
@@ -3969,7 +3969,7 @@
               <w:jc w:val="right"/>
             </w:pPr>
             <w:r>
-              <w:t xml:space="preserve">0.8628</w:t>
+              <w:t xml:space="preserve">0.8627</w:t>
             </w:r>
           </w:p>
         </w:tc>
@@ -4055,19 +4055,19 @@
               <w:jc w:val="right"/>
             </w:pPr>
             <w:r>
-              <w:t xml:space="preserve">0.7488</w:t>
-            </w:r>
-          </w:p>
-        </w:tc>
-        <w:tc>
-          <w:tcPr/>
-          <w:p>
-            <w:pPr>
-              <w:pStyle w:val="Compact"/>
-              <w:jc w:val="right"/>
-            </w:pPr>
-            <w:r>
-              <w:t xml:space="preserve">0.7775</w:t>
+              <w:t xml:space="preserve">0.7457</w:t>
+            </w:r>
+          </w:p>
+        </w:tc>
+        <w:tc>
+          <w:tcPr/>
+          <w:p>
+            <w:pPr>
+              <w:pStyle w:val="Compact"/>
+              <w:jc w:val="right"/>
+            </w:pPr>
+            <w:r>
+              <w:t xml:space="preserve">0.7746</w:t>
             </w:r>
           </w:p>
         </w:tc>
@@ -4141,19 +4141,19 @@
               <w:jc w:val="right"/>
             </w:pPr>
             <w:r>
-              <w:t xml:space="preserve">0.7868</w:t>
-            </w:r>
-          </w:p>
-        </w:tc>
-        <w:tc>
-          <w:tcPr/>
-          <w:p>
-            <w:pPr>
-              <w:pStyle w:val="Compact"/>
-              <w:jc w:val="right"/>
-            </w:pPr>
-            <w:r>
-              <w:t xml:space="preserve">0.8254</w:t>
+              <w:t xml:space="preserve">0.7876</w:t>
+            </w:r>
+          </w:p>
+        </w:tc>
+        <w:tc>
+          <w:tcPr/>
+          <w:p>
+            <w:pPr>
+              <w:pStyle w:val="Compact"/>
+              <w:jc w:val="right"/>
+            </w:pPr>
+            <w:r>
+              <w:t xml:space="preserve">0.8256</w:t>
             </w:r>
           </w:p>
         </w:tc>
@@ -4469,7 +4469,111 @@
     </w:p>
     <w:bookmarkEnd w:id="26"/>
     <w:bookmarkEnd w:id="27"/>
-    <w:bookmarkStart w:id="28" w:name="validation-of-the-denominators"/>
+    <w:bookmarkStart w:id="28" w:name="b.-supply-conservation"/>
+    <w:p>
+      <w:pPr>
+        <w:pStyle w:val="Heading3"/>
+      </w:pPr>
+      <w:r>
+        <w:t xml:space="preserve">4b. Supply conservation</w:t>
+      </w:r>
+    </w:p>
+    <w:p>
+      <w:pPr>
+        <w:pStyle w:val="FirstParagraph"/>
+      </w:pPr>
+      <w:r>
+        <w:t xml:space="preserve">Age-restricted accessibility estimates are only meaningful if the supply side is</w:t>
+      </w:r>
+      <w:r>
+        <w:t xml:space="preserve"> </w:t>
+      </w:r>
+      <w:r>
+        <w:t xml:space="preserve">complete. Every provider origin entering the model must have an associated</w:t>
+      </w:r>
+      <w:r>
+        <w:t xml:space="preserve"> </w:t>
+      </w:r>
+      <w:r>
+        <w:t xml:space="preserve">drive-time catchment. The pipeline fails closed if any does not, naming the</w:t>
+      </w:r>
+      <w:r>
+        <w:t xml:space="preserve"> </w:t>
+      </w:r>
+      <w:r>
+        <w:t xml:space="preserve">offending origins and quantifying the supply they carry, rather than dropping</w:t>
+      </w:r>
+      <w:r>
+        <w:t xml:space="preserve"> </w:t>
+      </w:r>
+      <w:r>
+        <w:t xml:space="preserve">them and continuing.</w:t>
+      </w:r>
+    </w:p>
+    <w:p>
+      <w:pPr>
+        <w:pStyle w:val="BodyText"/>
+      </w:pPr>
+      <w:r>
+        <w:t xml:space="preserve">This is enforced rather than assumed because the failure mode is silent: supply</w:t>
+      </w:r>
+      <w:r>
+        <w:t xml:space="preserve"> </w:t>
+      </w:r>
+      <w:r>
+        <w:t xml:space="preserve">with no catchment contributes to no one’s accessibility, so it deflates every</w:t>
+      </w:r>
+      <w:r>
+        <w:t xml:space="preserve"> </w:t>
+      </w:r>
+      <w:r>
+        <w:t xml:space="preserve">downstream mean while each individual value still looks plausible. An earlier</w:t>
+      </w:r>
+      <w:r>
+        <w:t xml:space="preserve"> </w:t>
+      </w:r>
+      <w:r>
+        <w:t xml:space="preserve">version of this analysis dropped unmatched origins by configuration and landed</w:t>
+      </w:r>
+      <w:r>
+        <w:t xml:space="preserve"> </w:t>
+      </w:r>
+      <w:r>
+        <w:t xml:space="preserve">below the frozen reference, with the loss visible only in a column that nothing</w:t>
+      </w:r>
+      <w:r>
+        <w:t xml:space="preserve"> </w:t>
+      </w:r>
+      <w:r>
+        <w:t xml:space="preserve">compared.</w:t>
+      </w:r>
+    </w:p>
+    <w:p>
+      <w:pPr>
+        <w:pStyle w:val="BodyText"/>
+      </w:pPr>
+      <w:r>
+        <w:t xml:space="preserve">For gynecologic oncology that shortfall was</w:t>
+      </w:r>
+      <w:r>
+        <w:t xml:space="preserve"> </w:t>
+      </w:r>
+      <w:r>
+        <w:rPr>
+          <w:b/>
+          <w:bCs/>
+        </w:rPr>
+        <w:t xml:space="preserve">0.000%</w:t>
+      </w:r>
+      <w:r>
+        <w:t xml:space="preserve"> </w:t>
+      </w:r>
+      <w:r>
+        <w:t xml:space="preserve">relative to the frozen reference, from 0 of 516 provider origins having no catchment. All results reported here come from runs in which supply is fully conserved.</w:t>
+      </w:r>
+    </w:p>
+    <w:bookmarkEnd w:id="28"/>
+    <w:bookmarkStart w:id="29" w:name="validation-of-the-denominators"/>
     <w:p>
       <w:pPr>
         <w:pStyle w:val="Heading3"/>
@@ -4814,8 +4918,8 @@
         <w:t xml:space="preserve">required, but excess would indicate a classification error.</w:t>
       </w:r>
     </w:p>
-    <w:bookmarkEnd w:id="28"/>
-    <w:bookmarkStart w:id="29" w:name="analysis"/>
+    <w:bookmarkEnd w:id="29"/>
+    <w:bookmarkStart w:id="30" w:name="analysis"/>
     <w:p>
       <w:pPr>
         <w:pStyle w:val="Heading3"/>
@@ -5594,8 +5698,8 @@
         </w:tc>
       </w:tr>
     </w:tbl>
-    <w:bookmarkEnd w:id="29"/>
-    <w:bookmarkStart w:id="30" w:name="interpretation-rule-fixed-in-advance"/>
+    <w:bookmarkEnd w:id="30"/>
+    <w:bookmarkStart w:id="31" w:name="interpretation-rule-fixed-in-advance"/>
     <w:p>
       <w:pPr>
         <w:pStyle w:val="Heading3"/>
@@ -5697,8 +5801,8 @@
         <w:t xml:space="preserve">whether each qualitative claim in the manuscript remains true.</w:t>
       </w:r>
     </w:p>
-    <w:bookmarkEnd w:id="30"/>
-    <w:bookmarkStart w:id="31" w:name="results"/>
+    <w:bookmarkEnd w:id="31"/>
+    <w:bookmarkStart w:id="32" w:name="results"/>
     <w:p>
       <w:pPr>
         <w:pStyle w:val="Heading3"/>
@@ -5844,31 +5948,31 @@
               <w:jc w:val="right"/>
             </w:pPr>
             <w:r>
-              <w:t xml:space="preserve">1.2363</w:t>
-            </w:r>
-          </w:p>
-        </w:tc>
-        <w:tc>
-          <w:tcPr/>
-          <w:p>
-            <w:pPr>
-              <w:pStyle w:val="Compact"/>
-              <w:jc w:val="right"/>
-            </w:pPr>
-            <w:r>
-              <w:t xml:space="preserve">0.4349</w:t>
-            </w:r>
-          </w:p>
-        </w:tc>
-        <w:tc>
-          <w:tcPr/>
-          <w:p>
-            <w:pPr>
-              <w:pStyle w:val="Compact"/>
-              <w:jc w:val="right"/>
-            </w:pPr>
-            <w:r>
-              <w:t xml:space="preserve">0.7775</w:t>
+              <w:t xml:space="preserve">1.2461</w:t>
+            </w:r>
+          </w:p>
+        </w:tc>
+        <w:tc>
+          <w:tcPr/>
+          <w:p>
+            <w:pPr>
+              <w:pStyle w:val="Compact"/>
+              <w:jc w:val="right"/>
+            </w:pPr>
+            <w:r>
+              <w:t xml:space="preserve">0.4358</w:t>
+            </w:r>
+          </w:p>
+        </w:tc>
+        <w:tc>
+          <w:tcPr/>
+          <w:p>
+            <w:pPr>
+              <w:pStyle w:val="Compact"/>
+              <w:jc w:val="right"/>
+            </w:pPr>
+            <w:r>
+              <w:t xml:space="preserve">0.7746</w:t>
             </w:r>
           </w:p>
         </w:tc>
@@ -5918,31 +6022,31 @@
               <w:jc w:val="right"/>
             </w:pPr>
             <w:r>
-              <w:t xml:space="preserve">0.5365</w:t>
-            </w:r>
-          </w:p>
-        </w:tc>
-        <w:tc>
-          <w:tcPr/>
-          <w:p>
-            <w:pPr>
-              <w:pStyle w:val="Compact"/>
-              <w:jc w:val="right"/>
-            </w:pPr>
-            <w:r>
-              <w:t xml:space="preserve">0.4381</w:t>
-            </w:r>
-          </w:p>
-        </w:tc>
-        <w:tc>
-          <w:tcPr/>
-          <w:p>
-            <w:pPr>
-              <w:pStyle w:val="Compact"/>
-              <w:jc w:val="right"/>
-            </w:pPr>
-            <w:r>
-              <w:t xml:space="preserve">0.7488</w:t>
+              <w:t xml:space="preserve">0.5408</w:t>
+            </w:r>
+          </w:p>
+        </w:tc>
+        <w:tc>
+          <w:tcPr/>
+          <w:p>
+            <w:pPr>
+              <w:pStyle w:val="Compact"/>
+              <w:jc w:val="right"/>
+            </w:pPr>
+            <w:r>
+              <w:t xml:space="preserve">0.4390</w:t>
+            </w:r>
+          </w:p>
+        </w:tc>
+        <w:tc>
+          <w:tcPr/>
+          <w:p>
+            <w:pPr>
+              <w:pStyle w:val="Compact"/>
+              <w:jc w:val="right"/>
+            </w:pPr>
+            <w:r>
+              <w:t xml:space="preserve">0.7457</w:t>
             </w:r>
           </w:p>
         </w:tc>
@@ -5992,31 +6096,31 @@
               <w:jc w:val="right"/>
             </w:pPr>
             <w:r>
-              <w:t xml:space="preserve">1.0725</w:t>
-            </w:r>
-          </w:p>
-        </w:tc>
-        <w:tc>
-          <w:tcPr/>
-          <w:p>
-            <w:pPr>
-              <w:pStyle w:val="Compact"/>
-              <w:jc w:val="right"/>
-            </w:pPr>
-            <w:r>
-              <w:t xml:space="preserve">0.4549</w:t>
-            </w:r>
-          </w:p>
-        </w:tc>
-        <w:tc>
-          <w:tcPr/>
-          <w:p>
-            <w:pPr>
-              <w:pStyle w:val="Compact"/>
-              <w:jc w:val="right"/>
-            </w:pPr>
-            <w:r>
-              <w:t xml:space="preserve">0.8254</w:t>
+              <w:t xml:space="preserve">1.0963</w:t>
+            </w:r>
+          </w:p>
+        </w:tc>
+        <w:tc>
+          <w:tcPr/>
+          <w:p>
+            <w:pPr>
+              <w:pStyle w:val="Compact"/>
+              <w:jc w:val="right"/>
+            </w:pPr>
+            <w:r>
+              <w:t xml:space="preserve">0.4562</w:t>
+            </w:r>
+          </w:p>
+        </w:tc>
+        <w:tc>
+          <w:tcPr/>
+          <w:p>
+            <w:pPr>
+              <w:pStyle w:val="Compact"/>
+              <w:jc w:val="right"/>
+            </w:pPr>
+            <w:r>
+              <w:t xml:space="preserve">0.8256</w:t>
             </w:r>
           </w:p>
         </w:tc>
@@ -6066,31 +6170,31 @@
               <w:jc w:val="right"/>
             </w:pPr>
             <w:r>
-              <w:t xml:space="preserve">0.4654</w:t>
-            </w:r>
-          </w:p>
-        </w:tc>
-        <w:tc>
-          <w:tcPr/>
-          <w:p>
-            <w:pPr>
-              <w:pStyle w:val="Compact"/>
-              <w:jc w:val="right"/>
-            </w:pPr>
-            <w:r>
-              <w:t xml:space="preserve">0.4620</w:t>
-            </w:r>
-          </w:p>
-        </w:tc>
-        <w:tc>
-          <w:tcPr/>
-          <w:p>
-            <w:pPr>
-              <w:pStyle w:val="Compact"/>
-              <w:jc w:val="right"/>
-            </w:pPr>
-            <w:r>
-              <w:t xml:space="preserve">0.7868</w:t>
+              <w:t xml:space="preserve">0.4757</w:t>
+            </w:r>
+          </w:p>
+        </w:tc>
+        <w:tc>
+          <w:tcPr/>
+          <w:p>
+            <w:pPr>
+              <w:pStyle w:val="Compact"/>
+              <w:jc w:val="right"/>
+            </w:pPr>
+            <w:r>
+              <w:t xml:space="preserve">0.4631</w:t>
+            </w:r>
+          </w:p>
+        </w:tc>
+        <w:tc>
+          <w:tcPr/>
+          <w:p>
+            <w:pPr>
+              <w:pStyle w:val="Compact"/>
+              <w:jc w:val="right"/>
+            </w:pPr>
+            <w:r>
+              <w:t xml:space="preserve">0.7876</w:t>
             </w:r>
           </w:p>
         </w:tc>
@@ -6140,31 +6244,31 @@
               <w:jc w:val="right"/>
             </w:pPr>
             <w:r>
-              <w:t xml:space="preserve">1.9410</w:t>
-            </w:r>
-          </w:p>
-        </w:tc>
-        <w:tc>
-          <w:tcPr/>
-          <w:p>
-            <w:pPr>
-              <w:pStyle w:val="Compact"/>
-              <w:jc w:val="right"/>
-            </w:pPr>
-            <w:r>
-              <w:t xml:space="preserve">0.3730</w:t>
-            </w:r>
-          </w:p>
-        </w:tc>
-        <w:tc>
-          <w:tcPr/>
-          <w:p>
-            <w:pPr>
-              <w:pStyle w:val="Compact"/>
-              <w:jc w:val="right"/>
-            </w:pPr>
-            <w:r>
-              <w:t xml:space="preserve">0.7683</w:t>
+              <w:t xml:space="preserve">1.9535</w:t>
+            </w:r>
+          </w:p>
+        </w:tc>
+        <w:tc>
+          <w:tcPr/>
+          <w:p>
+            <w:pPr>
+              <w:pStyle w:val="Compact"/>
+              <w:jc w:val="right"/>
+            </w:pPr>
+            <w:r>
+              <w:t xml:space="preserve">0.3760</w:t>
+            </w:r>
+          </w:p>
+        </w:tc>
+        <w:tc>
+          <w:tcPr/>
+          <w:p>
+            <w:pPr>
+              <w:pStyle w:val="Compact"/>
+              <w:jc w:val="right"/>
+            </w:pPr>
+            <w:r>
+              <w:t xml:space="preserve">0.7719</w:t>
             </w:r>
           </w:p>
         </w:tc>
@@ -6214,31 +6318,31 @@
               <w:jc w:val="right"/>
             </w:pPr>
             <w:r>
-              <w:t xml:space="preserve">0.7510</w:t>
-            </w:r>
-          </w:p>
-        </w:tc>
-        <w:tc>
-          <w:tcPr/>
-          <w:p>
-            <w:pPr>
-              <w:pStyle w:val="Compact"/>
-              <w:jc w:val="right"/>
-            </w:pPr>
-            <w:r>
-              <w:t xml:space="preserve">0.3670</w:t>
-            </w:r>
-          </w:p>
-        </w:tc>
-        <w:tc>
-          <w:tcPr/>
-          <w:p>
-            <w:pPr>
-              <w:pStyle w:val="Compact"/>
-              <w:jc w:val="right"/>
-            </w:pPr>
-            <w:r>
-              <w:t xml:space="preserve">0.7806</w:t>
+              <w:t xml:space="preserve">0.7559</w:t>
+            </w:r>
+          </w:p>
+        </w:tc>
+        <w:tc>
+          <w:tcPr/>
+          <w:p>
+            <w:pPr>
+              <w:pStyle w:val="Compact"/>
+              <w:jc w:val="right"/>
+            </w:pPr>
+            <w:r>
+              <w:t xml:space="preserve">0.3698</w:t>
+            </w:r>
+          </w:p>
+        </w:tc>
+        <w:tc>
+          <w:tcPr/>
+          <w:p>
+            <w:pPr>
+              <w:pStyle w:val="Compact"/>
+              <w:jc w:val="right"/>
+            </w:pPr>
+            <w:r>
+              <w:t xml:space="preserve">0.7843</w:t>
             </w:r>
           </w:p>
         </w:tc>
@@ -6288,31 +6392,31 @@
               <w:jc w:val="right"/>
             </w:pPr>
             <w:r>
-              <w:t xml:space="preserve">1.3222</w:t>
-            </w:r>
-          </w:p>
-        </w:tc>
-        <w:tc>
-          <w:tcPr/>
-          <w:p>
-            <w:pPr>
-              <w:pStyle w:val="Compact"/>
-              <w:jc w:val="right"/>
-            </w:pPr>
-            <w:r>
-              <w:t xml:space="preserve">0.3687</w:t>
-            </w:r>
-          </w:p>
-        </w:tc>
-        <w:tc>
-          <w:tcPr/>
-          <w:p>
-            <w:pPr>
-              <w:pStyle w:val="Compact"/>
-              <w:jc w:val="right"/>
-            </w:pPr>
-            <w:r>
-              <w:t xml:space="preserve">0.6814</w:t>
+              <w:t xml:space="preserve">1.3316</w:t>
+            </w:r>
+          </w:p>
+        </w:tc>
+        <w:tc>
+          <w:tcPr/>
+          <w:p>
+            <w:pPr>
+              <w:pStyle w:val="Compact"/>
+              <w:jc w:val="right"/>
+            </w:pPr>
+            <w:r>
+              <w:t xml:space="preserve">0.3713</w:t>
+            </w:r>
+          </w:p>
+        </w:tc>
+        <w:tc>
+          <w:tcPr/>
+          <w:p>
+            <w:pPr>
+              <w:pStyle w:val="Compact"/>
+              <w:jc w:val="right"/>
+            </w:pPr>
+            <w:r>
+              <w:t xml:space="preserve">0.6785</w:t>
             </w:r>
           </w:p>
         </w:tc>
@@ -6362,31 +6466,31 @@
               <w:jc w:val="right"/>
             </w:pPr>
             <w:r>
-              <w:t xml:space="preserve">0.5116</w:t>
-            </w:r>
-          </w:p>
-        </w:tc>
-        <w:tc>
-          <w:tcPr/>
-          <w:p>
-            <w:pPr>
-              <w:pStyle w:val="Compact"/>
-              <w:jc w:val="right"/>
-            </w:pPr>
-            <w:r>
-              <w:t xml:space="preserve">0.3611</w:t>
-            </w:r>
-          </w:p>
-        </w:tc>
-        <w:tc>
-          <w:tcPr/>
-          <w:p>
-            <w:pPr>
-              <w:pStyle w:val="Compact"/>
-              <w:jc w:val="right"/>
-            </w:pPr>
-            <w:r>
-              <w:t xml:space="preserve">0.6987</w:t>
+              <w:t xml:space="preserve">0.5152</w:t>
+            </w:r>
+          </w:p>
+        </w:tc>
+        <w:tc>
+          <w:tcPr/>
+          <w:p>
+            <w:pPr>
+              <w:pStyle w:val="Compact"/>
+              <w:jc w:val="right"/>
+            </w:pPr>
+            <w:r>
+              <w:t xml:space="preserve">0.3637</w:t>
+            </w:r>
+          </w:p>
+        </w:tc>
+        <w:tc>
+          <w:tcPr/>
+          <w:p>
+            <w:pPr>
+              <w:pStyle w:val="Compact"/>
+              <w:jc w:val="right"/>
+            </w:pPr>
+            <w:r>
+              <w:t xml:space="preserve">0.6960</w:t>
             </w:r>
           </w:p>
         </w:tc>
@@ -6436,19 +6540,19 @@
               <w:jc w:val="right"/>
             </w:pPr>
             <w:r>
-              <w:t xml:space="preserve">0.2746</w:t>
-            </w:r>
-          </w:p>
-        </w:tc>
-        <w:tc>
-          <w:tcPr/>
-          <w:p>
-            <w:pPr>
-              <w:pStyle w:val="Compact"/>
-              <w:jc w:val="right"/>
-            </w:pPr>
-            <w:r>
-              <w:t xml:space="preserve">0.4473</w:t>
+              <w:t xml:space="preserve">0.2754</w:t>
+            </w:r>
+          </w:p>
+        </w:tc>
+        <w:tc>
+          <w:tcPr/>
+          <w:p>
+            <w:pPr>
+              <w:pStyle w:val="Compact"/>
+              <w:jc w:val="right"/>
+            </w:pPr>
+            <w:r>
+              <w:t xml:space="preserve">0.4478</w:t>
             </w:r>
           </w:p>
         </w:tc>
@@ -6510,31 +6614,31 @@
               <w:jc w:val="right"/>
             </w:pPr>
             <w:r>
-              <w:t xml:space="preserve">0.2254</w:t>
-            </w:r>
-          </w:p>
-        </w:tc>
-        <w:tc>
-          <w:tcPr/>
-          <w:p>
-            <w:pPr>
-              <w:pStyle w:val="Compact"/>
-              <w:jc w:val="right"/>
-            </w:pPr>
-            <w:r>
-              <w:t xml:space="preserve">0.4464</w:t>
-            </w:r>
-          </w:p>
-        </w:tc>
-        <w:tc>
-          <w:tcPr/>
-          <w:p>
-            <w:pPr>
-              <w:pStyle w:val="Compact"/>
-              <w:jc w:val="right"/>
-            </w:pPr>
-            <w:r>
-              <w:t xml:space="preserve">0.8628</w:t>
+              <w:t xml:space="preserve">0.2260</w:t>
+            </w:r>
+          </w:p>
+        </w:tc>
+        <w:tc>
+          <w:tcPr/>
+          <w:p>
+            <w:pPr>
+              <w:pStyle w:val="Compact"/>
+              <w:jc w:val="right"/>
+            </w:pPr>
+            <w:r>
+              <w:t xml:space="preserve">0.4468</w:t>
+            </w:r>
+          </w:p>
+        </w:tc>
+        <w:tc>
+          <w:tcPr/>
+          <w:p>
+            <w:pPr>
+              <w:pStyle w:val="Compact"/>
+              <w:jc w:val="right"/>
+            </w:pPr>
+            <w:r>
+              <w:t xml:space="preserve">0.8627</w:t>
             </w:r>
           </w:p>
         </w:tc>
@@ -6584,7 +6688,7 @@
               <w:jc w:val="right"/>
             </w:pPr>
             <w:r>
-              <w:t xml:space="preserve">0.2740</w:t>
+              <w:t xml:space="preserve">0.2841</w:t>
             </w:r>
           </w:p>
         </w:tc>
@@ -6608,7 +6712,7 @@
               <w:jc w:val="right"/>
             </w:pPr>
             <w:r>
-              <w:t xml:space="preserve">0.4775</w:t>
+              <w:t xml:space="preserve">0.4703</w:t>
             </w:r>
           </w:p>
         </w:tc>
@@ -6658,7 +6762,7 @@
               <w:jc w:val="right"/>
             </w:pPr>
             <w:r>
-              <w:t xml:space="preserve">0.0662</w:t>
+              <w:t xml:space="preserve">0.0686</w:t>
             </w:r>
           </w:p>
         </w:tc>
@@ -6682,7 +6786,7 @@
               <w:jc w:val="right"/>
             </w:pPr>
             <w:r>
-              <w:t xml:space="preserve">0.5344</w:t>
+              <w:t xml:space="preserve">0.5260</w:t>
             </w:r>
           </w:p>
         </w:tc>
@@ -6744,7 +6848,7 @@
               <w:jc w:val="right"/>
             </w:pPr>
             <w:r>
-              <w:t xml:space="preserve">0.2576</w:t>
+              <w:t xml:space="preserve">0.2577</w:t>
             </w:r>
           </w:p>
         </w:tc>
@@ -6962,11 +7066,11 @@
         </w:numPr>
       </w:pPr>
       <w:r>
-        <w:t xml:space="preserve">ordering, age-matched: MFM &gt; REI &gt; GO &gt; FPMRS &gt; MIGS &gt; PAG &gt; CFP</w:t>
+        <w:t xml:space="preserve">ordering, age-matched: MFM &gt; REI &gt; GO &gt; FPMRS &gt; PAG &gt; MIGS &gt; CFP</w:t>
       </w:r>
     </w:p>
-    <w:bookmarkEnd w:id="31"/>
-    <w:bookmarkStart w:id="35" w:name="figure-s1"/>
+    <w:bookmarkEnd w:id="32"/>
+    <w:bookmarkStart w:id="36" w:name="figure-s1"/>
     <w:p>
       <w:pPr>
         <w:pStyle w:val="Heading3"/>
@@ -6984,18 +7088,18 @@
           <wp:inline>
             <wp:extent cx="5334000" cy="2000249"/>
             <wp:effectExtent b="0" l="0" r="0" t="0"/>
-            <wp:docPr descr="Age-matched versus all-ages demand denominators. Panel A: the share of the all-ages female population retained by each subspecialty’s age window; all-ages indexing measures every subspecialty against 100 percent. Panel B: the two disparity contrasts, paired within subspecialty. Ratios are dimensionless and therefore comparable across regimes, unlike the underlying levels. Panel C: rank by national mean access; rank is comparable across regimes even though the values are not." title="" id="33" name="Picture"/>
+            <wp:docPr descr="Age-matched versus all-ages demand denominators. Panel A: the share of the all-ages female population retained by each subspecialty’s age window; all-ages indexing measures every subspecialty against 100 percent. Panel B: the two disparity contrasts, paired within subspecialty. Ratios are dimensionless and therefore comparable across regimes, unlike the underlying levels. Panel C: rank by national mean access; rank is comparable across regimes even though the values are not." title="" id="34" name="Picture"/>
             <a:graphic>
               <a:graphicData uri="http://schemas.openxmlformats.org/drawingml/2006/picture">
                 <pic:pic>
                   <pic:nvPicPr>
-                    <pic:cNvPr descr="appendix_age_matched_denominators_files/figures/fig_age_matched_denominators.jpg" id="34" name="Picture"/>
+                    <pic:cNvPr descr="appendix_age_matched_denominators_files/figures/fig_age_matched_denominators.jpg" id="35" name="Picture"/>
                     <pic:cNvPicPr>
                       <a:picLocks noChangeArrowheads="1" noChangeAspect="1"/>
                     </pic:cNvPicPr>
                   </pic:nvPicPr>
                   <pic:blipFill>
-                    <a:blip r:embed="rId32"/>
+                    <a:blip r:embed="rId33"/>
                     <a:stretch>
                       <a:fillRect/>
                     </a:stretch>
@@ -7045,7 +7149,7 @@
         <w:t xml:space="preserve"> </w:t>
       </w:r>
       <w:r>
-        <w:t xml:space="preserve">National mean access is not plotted for the two regimes side by side. Those values have different denominators and are different estimands; gynecologic oncology moves from 0.5365 to 1.2363 under age-matching, which is arithmetic rather than a change in access. A chart placing them together would invite precisely the misreading section 7 forbids.</w:t>
+        <w:t xml:space="preserve">National mean access is not plotted for the two regimes side by side. Those values have different denominators and are different estimands; gynecologic oncology moves from 0.5408 to 1.2461 under age-matching, which is arithmetic rather than a change in access. A chart placing them together would invite precisely the misreading section 7 forbids.</w:t>
       </w:r>
     </w:p>
     <w:p>
@@ -7084,8 +7188,8 @@
         <w:t xml:space="preserve">subspecialty. A reordering is a result of this analysis, not a failure of it.</w:t>
       </w:r>
     </w:p>
-    <w:bookmarkEnd w:id="35"/>
-    <w:bookmarkStart w:id="36" w:name="limitations"/>
+    <w:bookmarkEnd w:id="36"/>
+    <w:bookmarkStart w:id="37" w:name="limitations"/>
     <w:p>
       <w:pPr>
         <w:pStyle w:val="Heading3"/>
@@ -7274,8 +7378,8 @@
         <w:t xml:space="preserve">availability, transportation, or whether care is sought.</w:t>
       </w:r>
     </w:p>
-    <w:bookmarkEnd w:id="36"/>
-    <w:bookmarkStart w:id="37" w:name="reproducibility"/>
+    <w:bookmarkEnd w:id="37"/>
+    <w:bookmarkStart w:id="38" w:name="reproducibility"/>
     <w:p>
       <w:pPr>
         <w:pStyle w:val="Heading3"/>
@@ -7472,7 +7576,7 @@
         <w:t xml:space="preserve">against a modified manifest.</w:t>
       </w:r>
     </w:p>
-    <w:bookmarkEnd w:id="37"/>
+    <w:bookmarkEnd w:id="38"/>
     <w:sectPr>
       <w:footnotePr>
         <w:numRestart w:val="eachSect"/>

--- a/manuscript/appendix_age_matched_denominators.docx
+++ b/manuscript/appendix_age_matched_denominators.docx
@@ -4563,13 +4563,13 @@
           <w:b/>
           <w:bCs/>
         </w:rPr>
-        <w:t xml:space="preserve">0.000%</w:t>
-      </w:r>
-      <w:r>
-        <w:t xml:space="preserve"> </w:t>
-      </w:r>
-      <w:r>
-        <w:t xml:space="preserve">relative to the frozen reference, from 0 of 516 provider origins having no catchment. All results reported here come from runs in which supply is fully conserved.</w:t>
+        <w:t xml:space="preserve">0.786%</w:t>
+      </w:r>
+      <w:r>
+        <w:t xml:space="preserve"> </w:t>
+      </w:r>
+      <w:r>
+        <w:t xml:space="preserve">relative to the frozen reference, from 5 of 516 provider origins having no catchment. All results reported here come from runs in which supply is fully conserved.</w:t>
       </w:r>
     </w:p>
     <w:bookmarkEnd w:id="28"/>
@@ -7556,7 +7556,40 @@
               <w:rPr>
                 <w:rStyle w:val="VerbatimChar"/>
               </w:rPr>
-              <w:t xml:space="preserve">artifacts/multiverse/age_matched_results.csv</w:t>
+              <w:t xml:space="preserve">artifacts/2sfca/agematched_panel/age_matched_panel.csv</w:t>
+            </w:r>
+            <w:r>
+              <w:t xml:space="preserve"> </w:t>
+            </w:r>
+            <w:r>
+              <w:t xml:space="preserve">(11 vintages, frozen AMI)</w:t>
+            </w:r>
+          </w:p>
+        </w:tc>
+      </w:tr>
+      <w:tr>
+        <w:tc>
+          <w:tcPr/>
+          <w:p>
+            <w:pPr>
+              <w:pStyle w:val="Compact"/>
+            </w:pPr>
+            <w:r>
+              <w:t xml:space="preserve">Historical defect example</w:t>
+            </w:r>
+          </w:p>
+        </w:tc>
+        <w:tc>
+          <w:tcPr/>
+          <w:p>
+            <w:pPr>
+              <w:pStyle w:val="Compact"/>
+            </w:pPr>
+            <w:r>
+              <w:rPr>
+                <w:rStyle w:val="VerbatimChar"/>
+              </w:rPr>
+              <w:t xml:space="preserve">artifacts/multiverse/_precorrection/age_matched_results_CONTAMINATED_2020.csv</w:t>
             </w:r>
           </w:p>
         </w:tc>

--- a/manuscript/appendix_age_matched_denominators.docx
+++ b/manuscript/appendix_age_matched_denominators.docx
@@ -4236,13 +4236,13 @@
         <w:t xml:space="preserve"> </w:t>
       </w:r>
       <w:r>
-        <w:t xml:space="preserve">interacting with a narrower age window. The disparity persists in every</w:t>
-      </w:r>
-      <w:r>
-        <w:t xml:space="preserve"> </w:t>
-      </w:r>
-      <w:r>
-        <w:t xml:space="preserve">subspecialty, but age-matching</w:t>
+        <w:t xml:space="preserve">interacting with a narrower age window. In the 2020 sensitivity analysis the</w:t>
+      </w:r>
+      <w:r>
+        <w:t xml:space="preserve"> </w:t>
+      </w:r>
+      <w:r>
+        <w:t xml:space="preserve">disparity persists in every subspecialty, but age-matching</w:t>
       </w:r>
       <w:r>
         <w:t xml:space="preserve"> </w:t>
@@ -4258,13 +4258,13 @@
         <w:t xml:space="preserve"> </w:t>
       </w:r>
       <w:r>
-        <w:t xml:space="preserve">it wherever the window favours younger</w:t>
-      </w:r>
-      <w:r>
-        <w:t xml:space="preserve"> </w:t>
-      </w:r>
-      <w:r>
-        <w:t xml:space="preserve">women and</w:t>
+        <w:t xml:space="preserve">it wherever</w:t>
+      </w:r>
+      <w:r>
+        <w:t xml:space="preserve"> </w:t>
+      </w:r>
+      <w:r>
+        <w:t xml:space="preserve">the window favours younger women and</w:t>
       </w:r>
       <w:r>
         <w:t xml:space="preserve"> </w:t>
@@ -4280,7 +4280,121 @@
         <w:t xml:space="preserve"> </w:t>
       </w:r>
       <w:r>
-        <w:t xml:space="preserve">it wherever the window favours older women.</w:t>
+        <w:t xml:space="preserve">it wherever the window favours</w:t>
+      </w:r>
+      <w:r>
+        <w:t xml:space="preserve"> </w:t>
+      </w:r>
+      <w:r>
+        <w:t xml:space="preserve">older women.</w:t>
+      </w:r>
+    </w:p>
+    <w:p>
+      <w:pPr>
+        <w:pStyle w:val="BodyText"/>
+      </w:pPr>
+      <w:r>
+        <w:t xml:space="preserve">The 2020 scope of that statement is deliberate. Across the full eleven-year panel</w:t>
+      </w:r>
+      <w:r>
+        <w:t xml:space="preserve"> </w:t>
+      </w:r>
+      <w:r>
+        <w:t xml:space="preserve">the American Indian and Alaska Native contrast is</w:t>
+      </w:r>
+      <w:r>
+        <w:t xml:space="preserve"> </w:t>
+      </w:r>
+      <w:r>
+        <w:rPr>
+          <w:b/>
+          <w:bCs/>
+        </w:rPr>
+        <w:t xml:space="preserve">not</w:t>
+      </w:r>
+      <w:r>
+        <w:t xml:space="preserve"> </w:t>
+      </w:r>
+      <w:r>
+        <w:t xml:space="preserve">below parity in every</w:t>
+      </w:r>
+      <w:r>
+        <w:t xml:space="preserve"> </w:t>
+      </w:r>
+      <w:r>
+        <w:t xml:space="preserve">subspecialty-year. Complex family planning is the exception, and the only one:</w:t>
+      </w:r>
+      <w:r>
+        <w:t xml:space="preserve"> </w:t>
+      </w:r>
+      <w:r>
+        <w:t xml:space="preserve">it reaches its minimum of 0.76 in 2016, is still</w:t>
+      </w:r>
+      <w:r>
+        <w:t xml:space="preserve"> </w:t>
+      </w:r>
+      <w:r>
+        <w:t xml:space="preserve">below parity in 2020 at 0.96 age-matched, and then</w:t>
+      </w:r>
+      <w:r>
+        <w:t xml:space="preserve"> </w:t>
+      </w:r>
+      <w:r>
+        <w:t xml:space="preserve">crosses parity in 2022 and 2023 –</w:t>
+      </w:r>
+      <w:r>
+        <w:t xml:space="preserve"> </w:t>
+      </w:r>
+      <w:r>
+        <w:t xml:space="preserve">1.02 and 1.07 all-ages,</w:t>
+      </w:r>
+      <w:r>
+        <w:t xml:space="preserve"> </w:t>
+      </w:r>
+      <w:r>
+        <w:t xml:space="preserve">1.01 and 1.06</w:t>
+      </w:r>
+      <w:r>
+        <w:t xml:space="preserve"> </w:t>
+      </w:r>
+      <w:r>
+        <w:t xml:space="preserve">age-matched. The path there is not monotonic; it falls through</w:t>
+      </w:r>
+      <w:r>
+        <w:t xml:space="preserve"> </w:t>
+      </w:r>
+      <w:r>
+        <w:t xml:space="preserve">2016 before rising. That 1 of seven subspecialties ever</w:t>
+      </w:r>
+      <w:r>
+        <w:t xml:space="preserve"> </w:t>
+      </w:r>
+      <w:r>
+        <w:t xml:space="preserve">exceed parity is consistent with the specification curve, which already</w:t>
+      </w:r>
+      <w:r>
+        <w:t xml:space="preserve"> </w:t>
+      </w:r>
+      <w:r>
+        <w:t xml:space="preserve">identifies this same contrast as the fragile one – it reverses for complex</w:t>
+      </w:r>
+      <w:r>
+        <w:t xml:space="preserve"> </w:t>
+      </w:r>
+      <w:r>
+        <w:t xml:space="preserve">family planning under flatter decay and under M2SFCA. Reporting the crossing</w:t>
+      </w:r>
+      <w:r>
+        <w:t xml:space="preserve"> </w:t>
+      </w:r>
+      <w:r>
+        <w:t xml:space="preserve">rather than suppressing it is the point: a disparity claim that held everywhere</w:t>
+      </w:r>
+      <w:r>
+        <w:t xml:space="preserve"> </w:t>
+      </w:r>
+      <w:r>
+        <w:t xml:space="preserve">and always would be a claim this analysis does not support.</w:t>
       </w:r>
     </w:p>
     <w:bookmarkEnd w:id="25"/>
